--- a/Myeisha_Cheek_CoverLetter_Legal_Assistant_Civil_Lit.docx
+++ b/Myeisha_Cheek_CoverLetter_Legal_Assistant_Civil_Lit.docx
@@ -4,13 +4,14 @@
   <w:body>
     <w:p>
       <w:pPr>
-        <w:spacing w:after="0" w:before="0"/>
+        <w:spacing w:before="0" w:after="40"/>
         <w:jc w:val="center"/>
       </w:pPr>
       <w:r>
         <w:rPr>
           <w:rFonts w:ascii="Times New Roman" w:hAnsi="Times New Roman"/>
           <w:b/>
+          <w:color w:val="000000"/>
           <w:sz w:val="32"/>
         </w:rPr>
         <w:t>MYEISHA L. CHEEK</w:t>
@@ -18,12 +19,14 @@
     </w:p>
     <w:p>
       <w:pPr>
-        <w:spacing w:after="80" w:before="0"/>
+        <w:spacing w:before="0" w:after="60"/>
+        <w:jc w:val="left"/>
       </w:pPr>
       <w:r>
         <w:rPr>
           <w:rFonts w:ascii="Times New Roman" w:hAnsi="Times New Roman"/>
           <w:b w:val="0"/>
+          <w:color w:val="000000"/>
           <w:sz w:val="24"/>
         </w:rPr>
         <w:t>Charlotte, NC 28273 | 864-398-3096 | myeishacheek05@gmail.com | linkedin.com/in/myeisha-cheek-</w:t>
@@ -31,24 +34,22 @@
     </w:p>
     <w:p>
       <w:pPr>
-        <w:spacing w:after="0" w:before="80"/>
+        <w:spacing w:before="40" w:after="40"/>
+        <w:pBdr>
+          <w:bottom w:val="single" w:sz="6" w:space="1" w:color="000000"/>
+        </w:pBdr>
       </w:pPr>
-      <w:r>
-        <w:rPr>
-          <w:rFonts w:ascii="Times New Roman" w:hAnsi="Times New Roman"/>
-          <w:sz w:val="16"/>
-        </w:rPr>
-        <w:t>________________________________________________________________________</w:t>
-      </w:r>
     </w:p>
     <w:p>
       <w:pPr>
-        <w:spacing w:after="80" w:before="0"/>
+        <w:spacing w:before="0" w:after="60"/>
+        <w:jc w:val="left"/>
       </w:pPr>
       <w:r>
         <w:rPr>
           <w:rFonts w:ascii="Times New Roman" w:hAnsi="Times New Roman"/>
           <w:b w:val="0"/>
+          <w:color w:val="000000"/>
           <w:sz w:val="24"/>
         </w:rPr>
         <w:t>Dear Hiring Manager,</w:t>
@@ -56,12 +57,14 @@
     </w:p>
     <w:p>
       <w:pPr>
-        <w:spacing w:after="80" w:before="0"/>
+        <w:spacing w:before="0" w:after="60"/>
+        <w:jc w:val="left"/>
       </w:pPr>
       <w:r>
         <w:rPr>
           <w:rFonts w:ascii="Times New Roman" w:hAnsi="Times New Roman"/>
           <w:b w:val="0"/>
+          <w:color w:val="000000"/>
           <w:sz w:val="24"/>
         </w:rPr>
         <w:t>I am writing to express my interest in the Legal Assistant position supporting your civil litigation team. With over five years of experience providing direct litigation support to attorneys, I am confident in my ability to contribute to your team and support the demands of a busy practice.</w:t>
@@ -69,12 +72,14 @@
     </w:p>
     <w:p>
       <w:pPr>
-        <w:spacing w:after="80" w:before="0"/>
+        <w:spacing w:before="0" w:after="60"/>
+        <w:jc w:val="left"/>
       </w:pPr>
       <w:r>
         <w:rPr>
           <w:rFonts w:ascii="Times New Roman" w:hAnsi="Times New Roman"/>
           <w:b w:val="0"/>
+          <w:color w:val="000000"/>
           <w:sz w:val="24"/>
         </w:rPr>
         <w:t>Throughout my career, I have worked closely with attorneys on active litigation matters, handling the day-to-day work that keeps cases moving. At the Department of Social Services, I provided direct support on complex litigation including child welfare cases, termination of parental rights, and custody disputes. I drafted pleadings, motions, complaints, and court orders, managed discovery, e-filed documents in South Carolina state and federal courts, and coordinated with court personnel on scheduling and filing requirements. I also prepared complete case files for depositions, hearings, and court appearances so attorneys had everything they needed in advance.</w:t>
@@ -82,12 +87,14 @@
     </w:p>
     <w:p>
       <w:pPr>
-        <w:spacing w:after="80" w:before="0"/>
+        <w:spacing w:before="0" w:after="60"/>
+        <w:jc w:val="left"/>
       </w:pPr>
       <w:r>
         <w:rPr>
           <w:rFonts w:ascii="Times New Roman" w:hAnsi="Times New Roman"/>
           <w:b w:val="0"/>
+          <w:color w:val="000000"/>
           <w:sz w:val="24"/>
         </w:rPr>
         <w:t>In my current role at Cattie and Gonzalez, PLLC, I support attorneys across multiple active matters, managing client intake, drafting correspondence and case documentation, maintaining organized case files in Litify, and ensuring deadlines and calendar items stay current. I handle incoming calls and client communications professionally and work to keep things running smoothly across the office.</w:t>
@@ -95,12 +102,14 @@
     </w:p>
     <w:p>
       <w:pPr>
-        <w:spacing w:after="80" w:before="0"/>
+        <w:spacing w:before="0" w:after="60"/>
+        <w:jc w:val="left"/>
       </w:pPr>
       <w:r>
         <w:rPr>
           <w:rFonts w:ascii="Times New Roman" w:hAnsi="Times New Roman"/>
           <w:b w:val="0"/>
+          <w:color w:val="000000"/>
           <w:sz w:val="24"/>
         </w:rPr>
         <w:t>I am comfortable managing multiple deadlines, working directly with court staff, and handling the administrative and organizational demands that come with supporting a busy litigation practice. I am also completing a Master of Legal Studies at Wake Forest University School of Law, which continues to strengthen my understanding of legal processes and litigation practice.</w:t>
@@ -108,12 +117,14 @@
     </w:p>
     <w:p>
       <w:pPr>
-        <w:spacing w:after="80" w:before="0"/>
+        <w:spacing w:before="0" w:after="60"/>
+        <w:jc w:val="left"/>
       </w:pPr>
       <w:r>
         <w:rPr>
           <w:rFonts w:ascii="Times New Roman" w:hAnsi="Times New Roman"/>
           <w:b w:val="0"/>
+          <w:color w:val="000000"/>
           <w:sz w:val="24"/>
         </w:rPr>
         <w:t>I would welcome the opportunity to bring my experience to your firm and provide reliable, organized support to your attorneys. Thank you for your time and consideration.</w:t>
@@ -121,12 +132,14 @@
     </w:p>
     <w:p>
       <w:pPr>
-        <w:spacing w:after="80" w:before="0"/>
+        <w:spacing w:before="0" w:after="60"/>
+        <w:jc w:val="left"/>
       </w:pPr>
       <w:r>
         <w:rPr>
           <w:rFonts w:ascii="Times New Roman" w:hAnsi="Times New Roman"/>
           <w:b w:val="0"/>
+          <w:color w:val="000000"/>
           <w:sz w:val="24"/>
         </w:rPr>
         <w:t>Sincerely,</w:t>
@@ -134,12 +147,14 @@
     </w:p>
     <w:p>
       <w:pPr>
-        <w:spacing w:after="80" w:before="0"/>
+        <w:spacing w:before="0" w:after="60"/>
+        <w:jc w:val="left"/>
       </w:pPr>
       <w:r>
         <w:rPr>
           <w:rFonts w:ascii="Times New Roman" w:hAnsi="Times New Roman"/>
           <w:b w:val="0"/>
+          <w:color w:val="000000"/>
           <w:sz w:val="24"/>
         </w:rPr>
         <w:t>Myeisha L. Cheek</w:t>
@@ -518,8 +533,12 @@
     <w:name w:val="Normal"/>
     <w:qFormat/>
     <w:rsid w:val="00FC693F"/>
+    <w:pPr>
+      <w:spacing w:after="0" w:before="0"/>
+    </w:pPr>
     <w:rPr>
       <w:rFonts w:ascii="Times New Roman" w:hAnsi="Times New Roman"/>
+      <w:color w:val="000000"/>
       <w:sz w:val="24"/>
     </w:rPr>
   </w:style>

--- a/Myeisha_Cheek_CoverLetter_Legal_Assistant_Civil_Lit.docx
+++ b/Myeisha_Cheek_CoverLetter_Legal_Assistant_Civil_Lit.docx
@@ -52,6 +52,66 @@
           <w:color w:val="000000"/>
           <w:sz w:val="24"/>
         </w:rPr>
+        <w:t>June 30, 2026</w:t>
+      </w:r>
+    </w:p>
+    <w:p>
+      <w:pPr>
+        <w:spacing w:before="0" w:after="60"/>
+        <w:jc w:val="left"/>
+      </w:pPr>
+      <w:r>
+        <w:rPr>
+          <w:rFonts w:ascii="Times New Roman" w:hAnsi="Times New Roman"/>
+          <w:b w:val="0"/>
+          <w:color w:val="000000"/>
+          <w:sz w:val="24"/>
+        </w:rPr>
+        <w:t>Hiring Manager</w:t>
+      </w:r>
+    </w:p>
+    <w:p>
+      <w:pPr>
+        <w:spacing w:before="0" w:after="60"/>
+        <w:jc w:val="left"/>
+      </w:pPr>
+      <w:r>
+        <w:rPr>
+          <w:rFonts w:ascii="Times New Roman" w:hAnsi="Times New Roman"/>
+          <w:b w:val="0"/>
+          <w:color w:val="000000"/>
+          <w:sz w:val="24"/>
+        </w:rPr>
+        <w:t>Beacon Hill Legal</w:t>
+      </w:r>
+    </w:p>
+    <w:p>
+      <w:pPr>
+        <w:spacing w:before="0" w:after="60"/>
+        <w:jc w:val="left"/>
+      </w:pPr>
+      <w:r>
+        <w:rPr>
+          <w:rFonts w:ascii="Times New Roman" w:hAnsi="Times New Roman"/>
+          <w:b w:val="0"/>
+          <w:color w:val="000000"/>
+          <w:sz w:val="24"/>
+        </w:rPr>
+        <w:t>Charlotte, NC</w:t>
+      </w:r>
+    </w:p>
+    <w:p>
+      <w:pPr>
+        <w:spacing w:before="0" w:after="60"/>
+        <w:jc w:val="left"/>
+      </w:pPr>
+      <w:r>
+        <w:rPr>
+          <w:rFonts w:ascii="Times New Roman" w:hAnsi="Times New Roman"/>
+          <w:b w:val="0"/>
+          <w:color w:val="000000"/>
+          <w:sz w:val="24"/>
+        </w:rPr>
         <w:t>Dear Hiring Manager,</w:t>
       </w:r>
     </w:p>
@@ -67,7 +127,7 @@
           <w:color w:val="000000"/>
           <w:sz w:val="24"/>
         </w:rPr>
-        <w:t>I am writing to express my interest in the Legal Assistant position supporting your civil litigation team. With over five years of experience providing direct litigation support to attorneys, I am confident in my ability to contribute to your team and support the demands of a busy practice.</w:t>
+        <w:t>I am writing to apply for the Legal Assistant position supporting your civil litigation team in Charlotte. With over five years of experience providing direct litigation support to attorneys, I am well prepared to handle the demands of a busy, fast-paced practice and provide reliable, organized support to your attorneys from day one.</w:t>
       </w:r>
     </w:p>
     <w:p>
@@ -82,7 +142,7 @@
           <w:color w:val="000000"/>
           <w:sz w:val="24"/>
         </w:rPr>
-        <w:t>Throughout my career, I have worked closely with attorneys on active litigation matters, handling the day-to-day work that keeps cases moving. At the Department of Social Services, I provided direct support on complex litigation including child welfare cases, termination of parental rights, and custody disputes. I drafted pleadings, motions, complaints, and court orders, managed discovery, e-filed documents in South Carolina state and federal courts, and coordinated with court personnel on scheduling and filing requirements. I also prepared complete case files for depositions, hearings, and court appearances so attorneys had everything they needed in advance.</w:t>
+        <w:t>Throughout my career, I have worked closely with attorneys on active litigation matters, managing the day-to-day work that keeps cases moving. At the Department of Social Services, I provided direct support on complex litigation including child welfare cases, termination of parental rights, and custody disputes. I drafted pleadings, motions, complaints, and court orders, managed discovery, e-filed documents in South Carolina state and federal courts, and coordinated with court personnel on scheduling and filing requirements. I also prepared complete case files for depositions, hearings, and court appearances so attorneys had everything they needed in advance. My experience includes proofreading and editing legal documents for accuracy, formatting, and completeness before court submission.</w:t>
       </w:r>
     </w:p>
     <w:p>
@@ -97,7 +157,7 @@
           <w:color w:val="000000"/>
           <w:sz w:val="24"/>
         </w:rPr>
-        <w:t>In my current role at Cattie and Gonzalez, PLLC, I support attorneys across multiple active matters, managing client intake, drafting correspondence and case documentation, maintaining organized case files in Litify, and ensuring deadlines and calendar items stay current. I handle incoming calls and client communications professionally and work to keep things running smoothly across the office.</w:t>
+        <w:t>In my current role at Cattie and Gonzalez, PLLC in Charlotte, I support attorneys across multiple active matters, managing client intake, drafting correspondence and case documentation, maintaining organized case files in Litify, and ensuring deadlines and calendar items stay current. I handle incoming calls and client communications professionally and work to keep things running smoothly across the office.</w:t>
       </w:r>
     </w:p>
     <w:p>
@@ -112,7 +172,7 @@
           <w:color w:val="000000"/>
           <w:sz w:val="24"/>
         </w:rPr>
-        <w:t>I am comfortable managing multiple deadlines, working directly with court staff, and handling the administrative and organizational demands that come with supporting a busy litigation practice. I am also completing a Master of Legal Studies at Wake Forest University School of Law, which continues to strengthen my understanding of legal processes and litigation practice.</w:t>
+        <w:t>I am comfortable managing multiple deadlines, working directly with court staff, and handling the administrative and organizational demands that come with supporting a busy litigation practice. I am also completing a Master of Legal Studies at Wake Forest University School of Law. I would welcome the opportunity to bring my skills and dedication to your firm and support your litigation team.</w:t>
       </w:r>
     </w:p>
     <w:p>
@@ -127,7 +187,7 @@
           <w:color w:val="000000"/>
           <w:sz w:val="24"/>
         </w:rPr>
-        <w:t>I would welcome the opportunity to bring my experience to your firm and provide reliable, organized support to your attorneys. Thank you for your time and consideration.</w:t>
+        <w:t>Thank you for your time and consideration. I look forward to hearing from you.</w:t>
       </w:r>
     </w:p>
     <w:p>
@@ -158,6 +218,21 @@
           <w:sz w:val="24"/>
         </w:rPr>
         <w:t>Myeisha L. Cheek</w:t>
+      </w:r>
+    </w:p>
+    <w:p>
+      <w:pPr>
+        <w:spacing w:before="0" w:after="60"/>
+        <w:jc w:val="left"/>
+      </w:pPr>
+      <w:r>
+        <w:rPr>
+          <w:rFonts w:ascii="Times New Roman" w:hAnsi="Times New Roman"/>
+          <w:b w:val="0"/>
+          <w:color w:val="000000"/>
+          <w:sz w:val="24"/>
+        </w:rPr>
+        <w:t>864-398-3096 | myeishacheek05@gmail.com</w:t>
       </w:r>
     </w:p>
     <w:sectPr>

--- a/Myeisha_Cheek_CoverLetter_Legal_Assistant_Civil_Lit.docx
+++ b/Myeisha_Cheek_CoverLetter_Legal_Assistant_Civil_Lit.docx
@@ -157,7 +157,7 @@
           <w:color w:val="000000"/>
           <w:sz w:val="24"/>
         </w:rPr>
-        <w:t>In my current role at Cattie and Gonzalez, PLLC in Charlotte, I support attorneys across multiple active matters, managing client intake, drafting correspondence and case documentation, maintaining organized case files in Litify, and ensuring deadlines and calendar items stay current. I handle incoming calls and client communications professionally and work to keep things running smoothly across the office.</w:t>
+        <w:t>In my current role at Cattie and Gonzalez, PLLC in Charlotte — a firm specializing in Medicare Secondary Payer law — I support attorneys across multiple active matters, managing client intake, drafting correspondence and case documentation, maintaining organized case files in Litify, and ensuring deadlines and calendar items stay current. I handle incoming calls and client communications professionally and work to keep things running smoothly across the office.</w:t>
       </w:r>
     </w:p>
     <w:p>

--- a/Myeisha_Cheek_CoverLetter_Legal_Assistant_Civil_Lit.docx
+++ b/Myeisha_Cheek_CoverLetter_Legal_Assistant_Civil_Lit.docx
@@ -127,7 +127,7 @@
           <w:color w:val="000000"/>
           <w:sz w:val="24"/>
         </w:rPr>
-        <w:t>I am writing to apply for the Legal Assistant position supporting your civil litigation team in Charlotte. With over five years of experience providing direct litigation support to attorneys, I am well prepared to handle the demands of a busy, fast-paced practice and provide reliable, organized support to your attorneys from day one.</w:t>
+        <w:t>I am writing to apply for the Legal Assistant position supporting your civil litigation team. A busy litigation practice requires someone who can keep multiple attorneys organized, stay ahead of deadlines, and handle complex work without needing to be micromanaged. That is exactly how I work, and it is what I have been doing throughout my legal career.</w:t>
       </w:r>
     </w:p>
     <w:p>
@@ -142,7 +142,7 @@
           <w:color w:val="000000"/>
           <w:sz w:val="24"/>
         </w:rPr>
-        <w:t>Throughout my career, I have worked closely with attorneys on active litigation matters, managing the day-to-day work that keeps cases moving. At the Department of Social Services, I provided direct support on complex litigation including child welfare cases, termination of parental rights, and custody disputes. I drafted pleadings, motions, complaints, and court orders, managed discovery, e-filed documents in South Carolina state and federal courts, and coordinated with court personnel on scheduling and filing requirements. I also prepared complete case files for depositions, hearings, and court appearances so attorneys had everything they needed in advance. My experience includes proofreading and editing legal documents for accuracy, formatting, and completeness before court submission.</w:t>
+        <w:t>At the Department of Social Services, I supported attorneys on active, complex litigation — drafting pleadings, motions, complaints, and court orders, managing discovery, and preparing complete case files for depositions, hearings, and court appearances. I coordinated directly with court personnel on scheduling and filing, and I e-filed documents in South Carolina state and federal courts. What made me effective in that role was not just knowing the tasks, but understanding the pace attorneys need to work at and making sure everything was ready before they asked for it. I am the kind of legal assistant who anticipates what needs to happen next and handles it.</w:t>
       </w:r>
     </w:p>
     <w:p>
@@ -157,7 +157,7 @@
           <w:color w:val="000000"/>
           <w:sz w:val="24"/>
         </w:rPr>
-        <w:t>In my current role at Cattie and Gonzalez, PLLC in Charlotte — a firm specializing in Medicare Secondary Payer law — I support attorneys across multiple active matters, managing client intake, drafting correspondence and case documentation, maintaining organized case files in Litify, and ensuring deadlines and calendar items stay current. I handle incoming calls and client communications professionally and work to keep things running smoothly across the office.</w:t>
+        <w:t>In my current role at Cattie and Gonzalez, PLLC — a Medicare Secondary Payer law firm in Charlotte — I support attorneys across multiple active matters simultaneously, manage communications with clients and staff, and keep case files and deadlines current in Litify. Working in a law firm environment has sharpened my ability to manage competing priorities professionally and efficiently, which is exactly what supporting two attorneys in a fast-paced litigation practice demands.</w:t>
       </w:r>
     </w:p>
     <w:p>
@@ -172,7 +172,7 @@
           <w:color w:val="000000"/>
           <w:sz w:val="24"/>
         </w:rPr>
-        <w:t>I am comfortable managing multiple deadlines, working directly with court staff, and handling the administrative and organizational demands that come with supporting a busy litigation practice. I am also completing a Master of Legal Studies at Wake Forest University School of Law. I would welcome the opportunity to bring my skills and dedication to your firm and support your litigation team.</w:t>
+        <w:t>I am also completing a Master of Legal Studies at Wake Forest University School of Law, which deepens my ability to contribute beyond administrative support. I understand the substance of the work, and that makes me a more effective partner to the attorneys I support. I would welcome the opportunity to bring that combination of legal knowledge and practical experience to your team.</w:t>
       </w:r>
     </w:p>
     <w:p>
@@ -187,7 +187,7 @@
           <w:color w:val="000000"/>
           <w:sz w:val="24"/>
         </w:rPr>
-        <w:t>Thank you for your time and consideration. I look forward to hearing from you.</w:t>
+        <w:t>Thank you for your consideration. I look forward to speaking with you.</w:t>
       </w:r>
     </w:p>
     <w:p>

--- a/Myeisha_Cheek_CoverLetter_Legal_Assistant_Civil_Lit.docx
+++ b/Myeisha_Cheek_CoverLetter_Legal_Assistant_Civil_Lit.docx
@@ -127,7 +127,7 @@
           <w:color w:val="000000"/>
           <w:sz w:val="24"/>
         </w:rPr>
-        <w:t>I am writing to apply for the Legal Assistant position supporting your civil litigation team. A busy litigation practice requires someone who can keep multiple attorneys organized, stay ahead of deadlines, and handle complex work without needing to be micromanaged. That is exactly how I work, and it is what I have been doing throughout my legal career.</w:t>
+        <w:t>I am writing to apply for the Legal Assistant position supporting your civil litigation team. Litigation support is the core of my legal career, and over the past five years I have built the kind of practical, hands-on experience that allows me to walk into a busy litigation practice and contribute without a long ramp-up period. What I bring is not just familiarity with litigation tasks — it is the ability to anticipate what attorneys need, manage the details independently, and keep cases organized and moving forward at the pace a demanding practice requires.</w:t>
       </w:r>
     </w:p>
     <w:p>
@@ -142,7 +142,7 @@
           <w:color w:val="000000"/>
           <w:sz w:val="24"/>
         </w:rPr>
-        <w:t>At the Department of Social Services, I supported attorneys on active, complex litigation — drafting pleadings, motions, complaints, and court orders, managing discovery, and preparing complete case files for depositions, hearings, and court appearances. I coordinated directly with court personnel on scheduling and filing, and I e-filed documents in South Carolina state and federal courts. What made me effective in that role was not just knowing the tasks, but understanding the pace attorneys need to work at and making sure everything was ready before they asked for it. I am the kind of legal assistant who anticipates what needs to happen next and handles it.</w:t>
+        <w:t>My time as a Litigation Paralegal at the Department of Social Services is where I developed the foundation of those skills. I supported attorneys on active, complex cases by drafting pleadings, motions, complaints, and court orders for court submission. I managed discovery from start to finish — preparing requests, coordinating responses, organizing case materials, and ensuring everything was ready for attorney review. I prepared complete case files for depositions, hearings, and court appearances, which meant attorneys never walked in unprepared. I also e-filed documents in South Carolina state and federal courts, communicated directly with court personnel on scheduling and procedural matters, and maintained case calendars that tracked every deadline across multiple simultaneous matters. That experience gave me a thorough understanding of what it takes to keep litigation moving, and I carried it with me into every role since.</w:t>
       </w:r>
     </w:p>
     <w:p>
@@ -157,7 +157,7 @@
           <w:color w:val="000000"/>
           <w:sz w:val="24"/>
         </w:rPr>
-        <w:t>In my current role at Cattie and Gonzalez, PLLC — a Medicare Secondary Payer law firm in Charlotte — I support attorneys across multiple active matters simultaneously, manage communications with clients and staff, and keep case files and deadlines current in Litify. Working in a law firm environment has sharpened my ability to manage competing priorities professionally and efficiently, which is exactly what supporting two attorneys in a fast-paced litigation practice demands.</w:t>
+        <w:t>As a Juvenile Drug Court Program Coordinator at the Fifth Judicial Circuit Solicitor's Office, I continued to develop my ability to coordinate across multiple parties in a legal setting — scheduling court appearances, managing case documentation, and serving as the communication link between attorneys, courts, and outside agencies. That role reinforced something I already knew: that a strong legal support professional is not just organized — they are the reason everything stays organized when a case gets complicated.</w:t>
       </w:r>
     </w:p>
     <w:p>
@@ -172,7 +172,7 @@
           <w:color w:val="000000"/>
           <w:sz w:val="24"/>
         </w:rPr>
-        <w:t>I am also completing a Master of Legal Studies at Wake Forest University School of Law, which deepens my ability to contribute beyond administrative support. I understand the substance of the work, and that makes me a more effective partner to the attorneys I support. I would welcome the opportunity to bring that combination of legal knowledge and practical experience to your team.</w:t>
+        <w:t>In my current role at Cattie and Gonzalez, PLLC, a Medicare Secondary Payer law firm in Charlotte, I support attorneys across multiple active matters simultaneously. I prepare and proofread legal documents and correspondence, manage incoming client communications, and maintain accurate case records and deadlines in Litify. Working in a law firm environment in Charlotte has sharpened my ability to manage competing priorities professionally and made me even more effective at keeping attorneys supported without requiring constant direction.</w:t>
       </w:r>
     </w:p>
     <w:p>
@@ -187,7 +187,22 @@
           <w:color w:val="000000"/>
           <w:sz w:val="24"/>
         </w:rPr>
-        <w:t>Thank you for your consideration. I look forward to speaking with you.</w:t>
+        <w:t>I am also completing a Master of Legal Studies at Wake Forest University School of Law. That continued education, combined with my hands-on litigation background, makes me a legal assistant who understands not just the tasks, but the substance behind them. I would welcome the opportunity to bring that to your team.</w:t>
+      </w:r>
+    </w:p>
+    <w:p>
+      <w:pPr>
+        <w:spacing w:before="0" w:after="60"/>
+        <w:jc w:val="left"/>
+      </w:pPr>
+      <w:r>
+        <w:rPr>
+          <w:rFonts w:ascii="Times New Roman" w:hAnsi="Times New Roman"/>
+          <w:b w:val="0"/>
+          <w:color w:val="000000"/>
+          <w:sz w:val="24"/>
+        </w:rPr>
+        <w:t>Thank you for your consideration. I look forward to hearing from you.</w:t>
       </w:r>
     </w:p>
     <w:p>

--- a/Myeisha_Cheek_CoverLetter_Legal_Assistant_Civil_Lit.docx
+++ b/Myeisha_Cheek_CoverLetter_Legal_Assistant_Civil_Lit.docx
@@ -187,7 +187,7 @@
           <w:color w:val="000000"/>
           <w:sz w:val="24"/>
         </w:rPr>
-        <w:t>I am also completing a Master of Legal Studies at Wake Forest University School of Law. That continued education, combined with my hands-on litigation background, makes me a legal assistant who understands not just the tasks, but the substance behind them. I would welcome the opportunity to bring that to your team.</w:t>
+        <w:t>I am also completing a Master of Legal Studies at Wake Forest University School of Law. In a litigation support role, that matters because it means I understand what I am drafting and why — not just how to format a motion, but what the legal argument is trying to accomplish. That understanding allows me to catch issues before they reach the attorney, ask better questions, and produce work that requires fewer revisions. It makes me a legal assistant who is a genuine partner in the litigation process, not just an administrator executing tasks. I would welcome the opportunity to bring that to your team.</w:t>
       </w:r>
     </w:p>
     <w:p>
